--- a/EXPORTS/DOCX/published/niveau3/English/Reinwardt.docx
+++ b/EXPORTS/DOCX/published/niveau3/English/Reinwardt.docx
@@ -937,7 +937,143 @@
           <w:color w:val="000000"/>
           <w:sz w:val="24"/>
         </w:rPr>
-        <w:t>). During his travels Reinwardt was assisted by personal ‘collectors’, th</w:t>
+        <w:t>). During his tra</w:t>
+      </w:r>
+      <w:r>
+        <w:rPr>
+          <w:u w:val="single" w:color="0000ff"/>
+          <w:rFonts w:ascii="Charis SIL Regular" w:hAnsi="Charis SIL Regular" w:eastAsia="Charis SIL Regular"/>
+          <w:b w:val="0"/>
+          <w:i w:val="0"/>
+          <w:color w:val="000000"/>
+          <w:sz w:val="24"/>
+        </w:rPr>
+        <w:hyperlink r:id="rId12" w:history="1">
+          <w:r>
+            <w:rPr>
+              <w:rStyle w:val="Hyperlink"/>
+            </w:rPr>
+            <w:t>vels Reinward</w:t>
+          </w:r>
+        </w:hyperlink>
+      </w:r>
+      <w:r>
+        <w:rPr>
+          <w:u w:val="single" w:color="0000ff"/>
+          <w:rFonts w:ascii="Charis SIL Regular" w:hAnsi="Charis SIL Regular" w:eastAsia="Charis SIL Regular"/>
+          <w:b w:val="0"/>
+          <w:i w:val="0"/>
+          <w:color w:val="000000"/>
+          <w:sz w:val="24"/>
+        </w:rPr>
+        <w:hyperlink r:id="rId12" w:history="1">
+          <w:r>
+            <w:rPr>
+              <w:rStyle w:val="Hyperlink"/>
+            </w:rPr>
+            <w:t>t w</w:t>
+          </w:r>
+        </w:hyperlink>
+      </w:r>
+      <w:r>
+        <w:rPr>
+          <w:u w:val="single" w:color="0000ff"/>
+          <w:rFonts w:ascii="Charis SIL Regular" w:hAnsi="Charis SIL Regular" w:eastAsia="Charis SIL Regular"/>
+          <w:b w:val="0"/>
+          <w:i w:val="0"/>
+          <w:color w:val="000000"/>
+          <w:sz w:val="24"/>
+        </w:rPr>
+        <w:hyperlink r:id="rId12" w:history="1">
+          <w:r>
+            <w:rPr>
+              <w:rStyle w:val="Hyperlink"/>
+            </w:rPr>
+            <w:t>a</w:t>
+          </w:r>
+        </w:hyperlink>
+      </w:r>
+      <w:r>
+        <w:rPr>
+          <w:u w:val="single" w:color="0000ff"/>
+          <w:rFonts w:ascii="Charis SIL Regular" w:hAnsi="Charis SIL Regular" w:eastAsia="Charis SIL Regular"/>
+          <w:b w:val="0"/>
+          <w:i w:val="0"/>
+          <w:color w:val="000000"/>
+          <w:sz w:val="24"/>
+        </w:rPr>
+        <w:hyperlink r:id="rId12" w:history="1">
+          <w:r>
+            <w:rPr>
+              <w:rStyle w:val="Hyperlink"/>
+            </w:rPr>
+            <w:t>s assisted b</w:t>
+          </w:r>
+        </w:hyperlink>
+      </w:r>
+      <w:r>
+        <w:rPr>
+          <w:u w:val="single" w:color="0000ff"/>
+          <w:rFonts w:ascii="Charis SIL Regular" w:hAnsi="Charis SIL Regular" w:eastAsia="Charis SIL Regular"/>
+          <w:b w:val="0"/>
+          <w:i w:val="0"/>
+          <w:color w:val="000000"/>
+          <w:sz w:val="24"/>
+        </w:rPr>
+        <w:hyperlink r:id="rId12" w:history="1">
+          <w:r>
+            <w:rPr>
+              <w:rStyle w:val="Hyperlink"/>
+            </w:rPr>
+            <w:t>y</w:t>
+          </w:r>
+        </w:hyperlink>
+      </w:r>
+      <w:r>
+        <w:rPr>
+          <w:u w:val="single" w:color="0000ff"/>
+          <w:rFonts w:ascii="Charis SIL Regular" w:hAnsi="Charis SIL Regular" w:eastAsia="Charis SIL Regular"/>
+          <w:b w:val="0"/>
+          <w:i w:val="0"/>
+          <w:color w:val="000000"/>
+          <w:sz w:val="24"/>
+        </w:rPr>
+        <w:hyperlink r:id="rId12" w:history="1">
+          <w:r>
+            <w:rPr>
+              <w:rStyle w:val="Hyperlink"/>
+            </w:rPr>
+            <w:t xml:space="preserve"> person</w:t>
+          </w:r>
+        </w:hyperlink>
+      </w:r>
+      <w:r>
+        <w:rPr>
+          <w:rFonts w:ascii="Charis SIL Regular" w:hAnsi="Charis SIL Regular" w:eastAsia="Charis SIL Regular"/>
+          <w:b w:val="0"/>
+          <w:i w:val="0"/>
+          <w:color w:val="000000"/>
+          <w:sz w:val="24"/>
+        </w:rPr>
+        <w:t>al ‘coll</w:t>
+      </w:r>
+      <w:r>
+        <w:rPr>
+          <w:u w:val="single" w:color="0000ff"/>
+          <w:rFonts w:ascii="Charis SIL Regular" w:hAnsi="Charis SIL Regular" w:eastAsia="Charis SIL Regular"/>
+          <w:b w:val="0"/>
+          <w:i w:val="0"/>
+          <w:color w:val="000000"/>
+          <w:sz w:val="24"/>
+        </w:rPr>
+        <w:hyperlink r:id="rId13" w:history="1">
+          <w:r>
+            <w:rPr>
+              <w:rStyle w:val="Hyperlink"/>
+            </w:rPr>
+            <w:t>ectors’, th</w:t>
+          </w:r>
+        </w:hyperlink>
       </w:r>
       <w:r>
         <w:rPr>
@@ -1429,6 +1565,7 @@
       </w:r>
       <w:r>
         <w:rPr>
+          <w:u w:val="single" w:color="0000ff"/>
           <w:rFonts w:ascii="Charis SIL Regular" w:hAnsi="Charis SIL Regular" w:eastAsia="Charis SIL Regular"/>
           <w:b w:val="0"/>
           <w:i w:val="0"/>
@@ -1469,9 +1606,19 @@
             <w:rPr>
               <w:rStyle w:val="Hyperlink"/>
             </w:rPr>
-            <w:t xml:space="preserve"> ambi</w:t>
+            <w:t xml:space="preserve"> amb</w:t>
           </w:r>
         </w:hyperlink>
+      </w:r>
+      <w:r>
+        <w:rPr>
+          <w:rFonts w:ascii="Charis SIL Regular" w:hAnsi="Charis SIL Regular" w:eastAsia="Charis SIL Regular"/>
+          <w:b w:val="0"/>
+          <w:i w:val="0"/>
+          <w:color w:val="000000"/>
+          <w:sz w:val="24"/>
+        </w:rPr>
+        <w:t>i</w:t>
       </w:r>
       <w:r>
         <w:rPr>
@@ -1847,13 +1994,31 @@
       </w:r>
       <w:r>
         <w:rPr>
+          <w:u w:val="single" w:color="0000ff"/>
           <w:rFonts w:ascii="Charis SIL Regular" w:hAnsi="Charis SIL Regular" w:eastAsia="Charis SIL Regular"/>
           <w:b w:val="0"/>
           <w:i w:val="0"/>
           <w:color w:val="000000"/>
           <w:sz w:val="24"/>
         </w:rPr>
-        <w:t xml:space="preserve">has been published by the Huygens Institute and is </w:t>
+        <w:hyperlink r:id="rId17" w:history="1">
+          <w:r>
+            <w:rPr>
+              <w:rStyle w:val="Hyperlink"/>
+            </w:rPr>
+            <w:t>has b</w:t>
+          </w:r>
+        </w:hyperlink>
+      </w:r>
+      <w:r>
+        <w:rPr>
+          <w:rFonts w:ascii="Charis SIL Regular" w:hAnsi="Charis SIL Regular" w:eastAsia="Charis SIL Regular"/>
+          <w:b w:val="0"/>
+          <w:i w:val="0"/>
+          <w:color w:val="000000"/>
+          <w:sz w:val="24"/>
+        </w:rPr>
+        <w:t xml:space="preserve">een published by the Huygens Institute and is </w:t>
       </w:r>
       <w:r>
         <w:rPr>
@@ -2140,7 +2305,7 @@
           <w:sz w:val="24"/>
           <w:u w:val="single"/>
         </w:rPr>
-        <w:t>Scientific research in colonised terr</w:t>
+        <w:t>Scientific research in colonised terri</w:t>
       </w:r>
       <w:r>
         <w:rPr>
@@ -2151,7 +2316,7 @@
           <w:sz w:val="24"/>
           <w:u w:val="single"/>
         </w:rPr>
-        <w:t>i</w:t>
+        <w:t>torie</w:t>
       </w:r>
       <w:r>
         <w:rPr>
@@ -2160,9 +2325,8 @@
           <w:i w:val="0"/>
           <w:color w:val="0000FF"/>
           <w:sz w:val="24"/>
-          <w:u w:val="single"/>
-        </w:rPr>
-        <w:t>tories</w:t>
+        </w:rPr>
+        <w:t>s</w:t>
       </w:r>
       <w:r>
         <w:br/>
@@ -4300,7 +4464,7 @@
           <w:sz w:val="24"/>
           <w:u w:val="single"/>
         </w:rPr>
-        <w:hyperlink r:id="rId26" w:history="1">
+        <w:hyperlink r:id="rId27" w:history="1">
           <w:r>
             <w:rPr>
               <w:rStyle w:val="Hyperlink"/>
@@ -4488,7 +4652,7 @@
           <w:sz w:val="24"/>
           <w:u w:val="single"/>
         </w:rPr>
-        <w:hyperlink r:id="rId27" w:history="1">
+        <w:hyperlink r:id="rId28" w:history="1">
           <w:r>
             <w:rPr>
               <w:rStyle w:val="Hyperlink"/>
@@ -4517,7 +4681,7 @@
           <w:sz w:val="24"/>
           <w:u w:val="single"/>
         </w:rPr>
-        <w:hyperlink r:id="rId27" w:history="1">
+        <w:hyperlink r:id="rId28" w:history="1">
           <w:r>
             <w:rPr>
               <w:rStyle w:val="Hyperlink"/>
@@ -4625,7 +4789,7 @@
           <w:sz w:val="24"/>
           <w:u w:val="single"/>
         </w:rPr>
-        <w:hyperlink r:id="rId28" w:history="1">
+        <w:hyperlink r:id="rId29" w:history="1">
           <w:r>
             <w:rPr>
               <w:rStyle w:val="Hyperlink"/>
@@ -4643,7 +4807,7 @@
           <w:sz w:val="24"/>
           <w:u w:val="single"/>
         </w:rPr>
-        <w:hyperlink r:id="rId28" w:history="1">
+        <w:hyperlink r:id="rId29" w:history="1">
           <w:r>
             <w:rPr>
               <w:rStyle w:val="Hyperlink"/>
@@ -4751,7 +4915,7 @@
           <w:sz w:val="24"/>
           <w:u w:val="single"/>
         </w:rPr>
-        <w:hyperlink r:id="rId29" w:history="1">
+        <w:hyperlink r:id="rId30" w:history="1">
           <w:r>
             <w:rPr>
               <w:rStyle w:val="Hyperlink"/>
@@ -4780,7 +4944,7 @@
           <w:sz w:val="24"/>
           <w:u w:val="single"/>
         </w:rPr>
-        <w:hyperlink r:id="rId29" w:history="1">
+        <w:hyperlink r:id="rId30" w:history="1">
           <w:r>
             <w:rPr>
               <w:rStyle w:val="Hyperlink"/>

--- a/EXPORTS/DOCX/published/niveau3/English/Reinwardt.docx
+++ b/EXPORTS/DOCX/published/niveau3/English/Reinwardt.docx
@@ -1565,7 +1565,6 @@
       </w:r>
       <w:r>
         <w:rPr>
-          <w:u w:val="single" w:color="0000ff"/>
           <w:rFonts w:ascii="Charis SIL Regular" w:hAnsi="Charis SIL Regular" w:eastAsia="Charis SIL Regular"/>
           <w:b w:val="0"/>
           <w:i w:val="0"/>
@@ -1606,19 +1605,9 @@
             <w:rPr>
               <w:rStyle w:val="Hyperlink"/>
             </w:rPr>
-            <w:t xml:space="preserve"> amb</w:t>
+            <w:t xml:space="preserve"> ambi</w:t>
           </w:r>
         </w:hyperlink>
-      </w:r>
-      <w:r>
-        <w:rPr>
-          <w:rFonts w:ascii="Charis SIL Regular" w:hAnsi="Charis SIL Regular" w:eastAsia="Charis SIL Regular"/>
-          <w:b w:val="0"/>
-          <w:i w:val="0"/>
-          <w:color w:val="000000"/>
-          <w:sz w:val="24"/>
-        </w:rPr>
-        <w:t>i</w:t>
       </w:r>
       <w:r>
         <w:rPr>
@@ -3359,7 +3348,7 @@
             <w:rPr>
               <w:rStyle w:val="Hyperlink"/>
             </w:rPr>
-            <w:t>www.biografischportaal.nl</w:t>
+            <w:t>www.biografischportaal.n</w:t>
           </w:r>
         </w:hyperlink>
       </w:r>
@@ -3371,6 +3360,16 @@
           <w:color w:val="0000FF"/>
           <w:sz w:val="24"/>
           <w:u w:val="single"/>
+        </w:rPr>
+        <w:t>l</w:t>
+      </w:r>
+      <w:r>
+        <w:rPr>
+          <w:rFonts w:ascii="Charis SIL Regular" w:hAnsi="Charis SIL Regular" w:eastAsia="Charis SIL Regular"/>
+          <w:b w:val="0"/>
+          <w:i w:val="0"/>
+          <w:color w:val="0000FF"/>
+          <w:sz w:val="24"/>
         </w:rPr>
         <w:t>/</w:t>
       </w:r>
@@ -3388,19 +3387,9 @@
             <w:rPr>
               <w:rStyle w:val="Hyperlink"/>
             </w:rPr>
-            <w:t>persoon/4045700</w:t>
+            <w:t>persoon/40457008</w:t>
           </w:r>
         </w:hyperlink>
-      </w:r>
-      <w:r>
-        <w:rPr>
-          <w:rFonts w:ascii="Charis SIL Regular" w:hAnsi="Charis SIL Regular" w:eastAsia="Charis SIL Regular"/>
-          <w:b w:val="0"/>
-          <w:i w:val="0"/>
-          <w:color w:val="0000FF"/>
-          <w:sz w:val="24"/>
-        </w:rPr>
-        <w:t>8</w:t>
       </w:r>
     </w:p>
     <w:p>
@@ -3871,14 +3860,7 @@
           <w:color w:val="000000"/>
           <w:sz w:val="24"/>
         </w:rPr>
-        <w:hyperlink r:id="rId24" w:history="1">
-          <w:r>
-            <w:rPr>
-              <w:rStyle w:val="Hyperlink"/>
-            </w:rPr>
-            <w:t xml:space="preserve">, </w:t>
-          </w:r>
-        </w:hyperlink>
+        <w:t xml:space="preserve">, </w:t>
       </w:r>
       <w:r>
         <w:rPr>
@@ -3889,7 +3871,7 @@
           <w:sz w:val="24"/>
           <w:u w:val="single"/>
         </w:rPr>
-        <w:hyperlink r:id="rId24" w:history="1">
+        <w:hyperlink r:id="rId25" w:history="1">
           <w:r>
             <w:rPr>
               <w:rStyle w:val="Hyperlink"/>
@@ -3918,7 +3900,7 @@
           <w:sz w:val="24"/>
           <w:u w:val="single"/>
         </w:rPr>
-        <w:hyperlink r:id="rId24" w:history="1">
+        <w:hyperlink r:id="rId25" w:history="1">
           <w:r>
             <w:rPr>
               <w:rStyle w:val="Hyperlink"/>
@@ -4029,7 +4011,7 @@
           <w:sz w:val="24"/>
           <w:u w:val="single"/>
         </w:rPr>
-        <w:hyperlink r:id="rId25" w:history="1">
+        <w:hyperlink r:id="rId26" w:history="1">
           <w:r>
             <w:rPr>
               <w:rStyle w:val="Hyperlink"/>
@@ -4047,7 +4029,7 @@
           <w:sz w:val="24"/>
           <w:u w:val="single"/>
         </w:rPr>
-        <w:hyperlink r:id="rId25" w:history="1">
+        <w:hyperlink r:id="rId26" w:history="1">
           <w:r>
             <w:rPr>
               <w:rStyle w:val="Hyperlink"/>
@@ -4065,7 +4047,7 @@
           <w:sz w:val="24"/>
           <w:u w:val="single"/>
         </w:rPr>
-        <w:hyperlink r:id="rId25" w:history="1">
+        <w:hyperlink r:id="rId26" w:history="1">
           <w:r>
             <w:rPr>
               <w:rStyle w:val="Hyperlink"/>
@@ -4083,7 +4065,7 @@
           <w:sz w:val="24"/>
           <w:u w:val="single"/>
         </w:rPr>
-        <w:hyperlink r:id="rId25" w:history="1">
+        <w:hyperlink r:id="rId26" w:history="1">
           <w:r>
             <w:rPr>
               <w:rStyle w:val="Hyperlink"/>
@@ -4234,7 +4216,7 @@
           <w:sz w:val="24"/>
           <w:u w:val="single"/>
         </w:rPr>
-        <w:hyperlink r:id="rId26" w:history="1">
+        <w:hyperlink r:id="rId27" w:history="1">
           <w:r>
             <w:rPr>
               <w:rStyle w:val="Hyperlink"/>
@@ -4252,7 +4234,7 @@
           <w:sz w:val="24"/>
           <w:u w:val="single"/>
         </w:rPr>
-        <w:hyperlink r:id="rId26" w:history="1">
+        <w:hyperlink r:id="rId27" w:history="1">
           <w:r>
             <w:rPr>
               <w:rStyle w:val="Hyperlink"/>
@@ -4270,7 +4252,7 @@
           <w:sz w:val="24"/>
           <w:u w:val="single"/>
         </w:rPr>
-        <w:hyperlink r:id="rId26" w:history="1">
+        <w:hyperlink r:id="rId27" w:history="1">
           <w:r>
             <w:rPr>
               <w:rStyle w:val="Hyperlink"/>
@@ -4288,7 +4270,7 @@
           <w:sz w:val="24"/>
           <w:u w:val="single"/>
         </w:rPr>
-        <w:hyperlink r:id="rId26" w:history="1">
+        <w:hyperlink r:id="rId27" w:history="1">
           <w:r>
             <w:rPr>
               <w:rStyle w:val="Hyperlink"/>
@@ -4306,7 +4288,7 @@
           <w:sz w:val="24"/>
           <w:u w:val="single"/>
         </w:rPr>
-        <w:hyperlink r:id="rId26" w:history="1">
+        <w:hyperlink r:id="rId27" w:history="1">
           <w:r>
             <w:rPr>
               <w:rStyle w:val="Hyperlink"/>
@@ -4324,7 +4306,7 @@
           <w:sz w:val="24"/>
           <w:u w:val="single"/>
         </w:rPr>
-        <w:hyperlink r:id="rId26" w:history="1">
+        <w:hyperlink r:id="rId27" w:history="1">
           <w:r>
             <w:rPr>
               <w:rStyle w:val="Hyperlink"/>
@@ -4342,7 +4324,7 @@
           <w:sz w:val="24"/>
           <w:u w:val="single"/>
         </w:rPr>
-        <w:hyperlink r:id="rId26" w:history="1">
+        <w:hyperlink r:id="rId27" w:history="1">
           <w:r>
             <w:rPr>
               <w:rStyle w:val="Hyperlink"/>
@@ -4360,7 +4342,7 @@
           <w:sz w:val="24"/>
           <w:u w:val="single"/>
         </w:rPr>
-        <w:hyperlink r:id="rId26" w:history="1">
+        <w:hyperlink r:id="rId27" w:history="1">
           <w:r>
             <w:rPr>
               <w:rStyle w:val="Hyperlink"/>
@@ -4407,7 +4389,7 @@
           <w:sz w:val="24"/>
           <w:u w:val="single"/>
         </w:rPr>
-        <w:hyperlink r:id="rId26" w:history="1">
+        <w:hyperlink r:id="rId27" w:history="1">
           <w:r>
             <w:rPr>
               <w:rStyle w:val="Hyperlink"/>
@@ -4435,7 +4417,7 @@
           <w:sz w:val="24"/>
           <w:u w:val="single"/>
         </w:rPr>
-        <w:hyperlink r:id="rId26" w:history="1">
+        <w:hyperlink r:id="rId27" w:history="1">
           <w:r>
             <w:rPr>
               <w:rStyle w:val="Hyperlink"/>
@@ -4464,7 +4446,7 @@
           <w:sz w:val="24"/>
           <w:u w:val="single"/>
         </w:rPr>
-        <w:hyperlink r:id="rId27" w:history="1">
+        <w:hyperlink r:id="rId28" w:history="1">
           <w:r>
             <w:rPr>
               <w:rStyle w:val="Hyperlink"/>
@@ -4652,7 +4634,7 @@
           <w:sz w:val="24"/>
           <w:u w:val="single"/>
         </w:rPr>
-        <w:hyperlink r:id="rId28" w:history="1">
+        <w:hyperlink r:id="rId29" w:history="1">
           <w:r>
             <w:rPr>
               <w:rStyle w:val="Hyperlink"/>
@@ -4681,7 +4663,7 @@
           <w:sz w:val="24"/>
           <w:u w:val="single"/>
         </w:rPr>
-        <w:hyperlink r:id="rId28" w:history="1">
+        <w:hyperlink r:id="rId29" w:history="1">
           <w:r>
             <w:rPr>
               <w:rStyle w:val="Hyperlink"/>
@@ -4789,7 +4771,7 @@
           <w:sz w:val="24"/>
           <w:u w:val="single"/>
         </w:rPr>
-        <w:hyperlink r:id="rId29" w:history="1">
+        <w:hyperlink r:id="rId30" w:history="1">
           <w:r>
             <w:rPr>
               <w:rStyle w:val="Hyperlink"/>
@@ -4807,7 +4789,7 @@
           <w:sz w:val="24"/>
           <w:u w:val="single"/>
         </w:rPr>
-        <w:hyperlink r:id="rId29" w:history="1">
+        <w:hyperlink r:id="rId30" w:history="1">
           <w:r>
             <w:rPr>
               <w:rStyle w:val="Hyperlink"/>
@@ -4915,7 +4897,7 @@
           <w:sz w:val="24"/>
           <w:u w:val="single"/>
         </w:rPr>
-        <w:hyperlink r:id="rId30" w:history="1">
+        <w:hyperlink r:id="rId31" w:history="1">
           <w:r>
             <w:rPr>
               <w:rStyle w:val="Hyperlink"/>
@@ -4944,7 +4926,7 @@
           <w:sz w:val="24"/>
           <w:u w:val="single"/>
         </w:rPr>
-        <w:hyperlink r:id="rId30" w:history="1">
+        <w:hyperlink r:id="rId31" w:history="1">
           <w:r>
             <w:rPr>
               <w:rStyle w:val="Hyperlink"/>
